--- a/Rahil_S385218/Week_4/WEEK-4.docx
+++ b/Rahil_S385218/Week_4/WEEK-4.docx
@@ -98,7 +98,21 @@
           <w:sz w:val="28"/>
           <w:szCs w:val="28"/>
         </w:rPr>
-        <w:t xml:space="preserve"> (1:15)</w:t>
+        <w:t xml:space="preserve"> (1:15</w:t>
+      </w:r>
+      <w:r>
+        <w:rPr>
+          <w:sz w:val="28"/>
+          <w:szCs w:val="28"/>
+        </w:rPr>
+        <w:t xml:space="preserve"> Hours</w:t>
+      </w:r>
+      <w:r>
+        <w:rPr>
+          <w:sz w:val="28"/>
+          <w:szCs w:val="28"/>
+        </w:rPr>
+        <w:t>)</w:t>
       </w:r>
     </w:p>
     <w:p>
@@ -124,7 +138,21 @@
           <w:sz w:val="28"/>
           <w:szCs w:val="28"/>
         </w:rPr>
-        <w:t xml:space="preserve"> (1:00)</w:t>
+        <w:t xml:space="preserve"> (</w:t>
+      </w:r>
+      <w:r>
+        <w:rPr>
+          <w:sz w:val="28"/>
+          <w:szCs w:val="28"/>
+        </w:rPr>
+        <w:t>1 Hour</w:t>
+      </w:r>
+      <w:r>
+        <w:rPr>
+          <w:sz w:val="28"/>
+          <w:szCs w:val="28"/>
+        </w:rPr>
+        <w:t>)</w:t>
       </w:r>
     </w:p>
     <w:p>
@@ -150,7 +178,21 @@
           <w:sz w:val="28"/>
           <w:szCs w:val="28"/>
         </w:rPr>
-        <w:t xml:space="preserve"> (2:15)</w:t>
+        <w:t xml:space="preserve"> (2:15</w:t>
+      </w:r>
+      <w:r>
+        <w:rPr>
+          <w:sz w:val="28"/>
+          <w:szCs w:val="28"/>
+        </w:rPr>
+        <w:t xml:space="preserve"> Hours</w:t>
+      </w:r>
+      <w:r>
+        <w:rPr>
+          <w:sz w:val="28"/>
+          <w:szCs w:val="28"/>
+        </w:rPr>
+        <w:t>)</w:t>
       </w:r>
     </w:p>
     <w:p>
@@ -184,6 +226,13 @@
           <w:szCs w:val="28"/>
         </w:rPr>
         <w:t>30</w:t>
+      </w:r>
+      <w:r>
+        <w:rPr>
+          <w:sz w:val="28"/>
+          <w:szCs w:val="28"/>
+        </w:rPr>
+        <w:t xml:space="preserve"> Hours</w:t>
       </w:r>
       <w:r>
         <w:rPr>
